--- a/klagomål/A 44741-2025 FSC-klagomål.docx
+++ b/klagomål/A 44741-2025 FSC-klagomål.docx
@@ -1162,7 +1162,7 @@
     <w:r>
       <w:tab/>
       <w:tab/>
-      <w:t>2025-10-30</w:t>
+      <w:t>2025-10-31</w:t>
       <w:br/>
       <w:br/>
     </w:r>

--- a/klagomål/A 44741-2025 FSC-klagomål.docx
+++ b/klagomål/A 44741-2025 FSC-klagomål.docx
@@ -1162,7 +1162,7 @@
     <w:r>
       <w:tab/>
       <w:tab/>
-      <w:t>2025-10-31</w:t>
+      <w:t>2025-11-01</w:t>
       <w:br/>
       <w:br/>
     </w:r>

--- a/klagomål/A 44741-2025 FSC-klagomål.docx
+++ b/klagomål/A 44741-2025 FSC-klagomål.docx
@@ -1162,7 +1162,7 @@
     <w:r>
       <w:tab/>
       <w:tab/>
-      <w:t>2025-11-01</w:t>
+      <w:t>2025-11-02</w:t>
       <w:br/>
       <w:br/>
     </w:r>

--- a/klagomål/A 44741-2025 FSC-klagomål.docx
+++ b/klagomål/A 44741-2025 FSC-klagomål.docx
@@ -1162,7 +1162,7 @@
     <w:r>
       <w:tab/>
       <w:tab/>
-      <w:t>2025-11-02</w:t>
+      <w:t>2025-11-03</w:t>
       <w:br/>
       <w:br/>
     </w:r>

--- a/klagomål/A 44741-2025 FSC-klagomål.docx
+++ b/klagomål/A 44741-2025 FSC-klagomål.docx
@@ -1162,7 +1162,7 @@
     <w:r>
       <w:tab/>
       <w:tab/>
-      <w:t>2025-11-03</w:t>
+      <w:t>2025-11-04</w:t>
       <w:br/>
       <w:br/>
     </w:r>

--- a/klagomål/A 44741-2025 FSC-klagomål.docx
+++ b/klagomål/A 44741-2025 FSC-klagomål.docx
@@ -1162,7 +1162,7 @@
     <w:r>
       <w:tab/>
       <w:tab/>
-      <w:t>2025-11-04</w:t>
+      <w:t>2025-11-05</w:t>
       <w:br/>
       <w:br/>
     </w:r>

--- a/klagomål/A 44741-2025 FSC-klagomål.docx
+++ b/klagomål/A 44741-2025 FSC-klagomål.docx
@@ -1162,7 +1162,7 @@
     <w:r>
       <w:tab/>
       <w:tab/>
-      <w:t>2025-11-05</w:t>
+      <w:t>2025-11-06</w:t>
       <w:br/>
       <w:br/>
     </w:r>

--- a/klagomål/A 44741-2025 FSC-klagomål.docx
+++ b/klagomål/A 44741-2025 FSC-klagomål.docx
@@ -1162,7 +1162,7 @@
     <w:r>
       <w:tab/>
       <w:tab/>
-      <w:t>2025-11-06</w:t>
+      <w:t>2025-11-07</w:t>
       <w:br/>
       <w:br/>
     </w:r>

--- a/klagomål/A 44741-2025 FSC-klagomål.docx
+++ b/klagomål/A 44741-2025 FSC-klagomål.docx
@@ -1162,7 +1162,7 @@
     <w:r>
       <w:tab/>
       <w:tab/>
-      <w:t>2025-11-07</w:t>
+      <w:t>2025-11-08</w:t>
       <w:br/>
       <w:br/>
     </w:r>

--- a/klagomål/A 44741-2025 FSC-klagomål.docx
+++ b/klagomål/A 44741-2025 FSC-klagomål.docx
@@ -1162,7 +1162,7 @@
     <w:r>
       <w:tab/>
       <w:tab/>
-      <w:t>2025-11-08</w:t>
+      <w:t>2025-11-09</w:t>
       <w:br/>
       <w:br/>
     </w:r>

--- a/klagomål/A 44741-2025 FSC-klagomål.docx
+++ b/klagomål/A 44741-2025 FSC-klagomål.docx
@@ -1162,7 +1162,7 @@
     <w:r>
       <w:tab/>
       <w:tab/>
-      <w:t>2025-11-09</w:t>
+      <w:t>2025-11-10</w:t>
       <w:br/>
       <w:br/>
     </w:r>

--- a/klagomål/A 44741-2025 FSC-klagomål.docx
+++ b/klagomål/A 44741-2025 FSC-klagomål.docx
@@ -1162,7 +1162,7 @@
     <w:r>
       <w:tab/>
       <w:tab/>
-      <w:t>2025-11-10</w:t>
+      <w:t>2025-11-11</w:t>
       <w:br/>
       <w:br/>
     </w:r>

--- a/klagomål/A 44741-2025 FSC-klagomål.docx
+++ b/klagomål/A 44741-2025 FSC-klagomål.docx
@@ -1162,7 +1162,7 @@
     <w:r>
       <w:tab/>
       <w:tab/>
-      <w:t>2025-11-11</w:t>
+      <w:t>2025-11-12</w:t>
       <w:br/>
       <w:br/>
     </w:r>

--- a/klagomål/A 44741-2025 FSC-klagomål.docx
+++ b/klagomål/A 44741-2025 FSC-klagomål.docx
@@ -1162,7 +1162,7 @@
     <w:r>
       <w:tab/>
       <w:tab/>
-      <w:t>2025-11-12</w:t>
+      <w:t>2025-11-13</w:t>
       <w:br/>
       <w:br/>
     </w:r>

--- a/klagomål/A 44741-2025 FSC-klagomål.docx
+++ b/klagomål/A 44741-2025 FSC-klagomål.docx
@@ -1162,7 +1162,7 @@
     <w:r>
       <w:tab/>
       <w:tab/>
-      <w:t>2025-11-13</w:t>
+      <w:t>2025-11-14</w:t>
       <w:br/>
       <w:br/>
     </w:r>

--- a/klagomål/A 44741-2025 FSC-klagomål.docx
+++ b/klagomål/A 44741-2025 FSC-klagomål.docx
@@ -1162,7 +1162,7 @@
     <w:r>
       <w:tab/>
       <w:tab/>
-      <w:t>2025-11-14</w:t>
+      <w:t>2025-11-15</w:t>
       <w:br/>
       <w:br/>
     </w:r>

--- a/klagomål/A 44741-2025 FSC-klagomål.docx
+++ b/klagomål/A 44741-2025 FSC-klagomål.docx
@@ -1162,7 +1162,7 @@
     <w:r>
       <w:tab/>
       <w:tab/>
-      <w:t>2025-11-15</w:t>
+      <w:t>2025-11-20</w:t>
       <w:br/>
       <w:br/>
     </w:r>

--- a/klagomål/A 44741-2025 FSC-klagomål.docx
+++ b/klagomål/A 44741-2025 FSC-klagomål.docx
@@ -1162,7 +1162,7 @@
     <w:r>
       <w:tab/>
       <w:tab/>
-      <w:t>2025-11-20</w:t>
+      <w:t>2025-11-21</w:t>
       <w:br/>
       <w:br/>
     </w:r>

--- a/klagomål/A 44741-2025 FSC-klagomål.docx
+++ b/klagomål/A 44741-2025 FSC-klagomål.docx
@@ -1162,7 +1162,7 @@
     <w:r>
       <w:tab/>
       <w:tab/>
-      <w:t>2025-11-21</w:t>
+      <w:t>2025-11-22</w:t>
       <w:br/>
       <w:br/>
     </w:r>

--- a/klagomål/A 44741-2025 FSC-klagomål.docx
+++ b/klagomål/A 44741-2025 FSC-klagomål.docx
@@ -1162,7 +1162,7 @@
     <w:r>
       <w:tab/>
       <w:tab/>
-      <w:t>2025-11-22</w:t>
+      <w:t>2025-11-23</w:t>
       <w:br/>
       <w:br/>
     </w:r>

--- a/klagomål/A 44741-2025 FSC-klagomål.docx
+++ b/klagomål/A 44741-2025 FSC-klagomål.docx
@@ -1162,7 +1162,7 @@
     <w:r>
       <w:tab/>
       <w:tab/>
-      <w:t>2025-11-23</w:t>
+      <w:t>2025-11-24</w:t>
       <w:br/>
       <w:br/>
     </w:r>

--- a/klagomål/A 44741-2025 FSC-klagomål.docx
+++ b/klagomål/A 44741-2025 FSC-klagomål.docx
@@ -1162,7 +1162,7 @@
     <w:r>
       <w:tab/>
       <w:tab/>
-      <w:t>2025-11-24</w:t>
+      <w:t>2025-11-25</w:t>
       <w:br/>
       <w:br/>
     </w:r>

--- a/klagomål/A 44741-2025 FSC-klagomål.docx
+++ b/klagomål/A 44741-2025 FSC-klagomål.docx
@@ -1162,7 +1162,7 @@
     <w:r>
       <w:tab/>
       <w:tab/>
-      <w:t>2025-11-25</w:t>
+      <w:t>2025-11-26</w:t>
       <w:br/>
       <w:br/>
     </w:r>

--- a/klagomål/A 44741-2025 FSC-klagomål.docx
+++ b/klagomål/A 44741-2025 FSC-klagomål.docx
@@ -1162,7 +1162,7 @@
     <w:r>
       <w:tab/>
       <w:tab/>
-      <w:t>2025-11-26</w:t>
+      <w:t>2025-11-27</w:t>
       <w:br/>
       <w:br/>
     </w:r>

--- a/klagomål/A 44741-2025 FSC-klagomål.docx
+++ b/klagomål/A 44741-2025 FSC-klagomål.docx
@@ -1162,7 +1162,7 @@
     <w:r>
       <w:tab/>
       <w:tab/>
-      <w:t>2025-11-27</w:t>
+      <w:t>2025-11-28</w:t>
       <w:br/>
       <w:br/>
     </w:r>

--- a/klagomål/A 44741-2025 FSC-klagomål.docx
+++ b/klagomål/A 44741-2025 FSC-klagomål.docx
@@ -1162,7 +1162,7 @@
     <w:r>
       <w:tab/>
       <w:tab/>
-      <w:t>2025-11-28</w:t>
+      <w:t>2025-11-29</w:t>
       <w:br/>
       <w:br/>
     </w:r>

--- a/klagomål/A 44741-2025 FSC-klagomål.docx
+++ b/klagomål/A 44741-2025 FSC-klagomål.docx
@@ -1162,7 +1162,7 @@
     <w:r>
       <w:tab/>
       <w:tab/>
-      <w:t>2025-11-29</w:t>
+      <w:t>2025-11-30</w:t>
       <w:br/>
       <w:br/>
     </w:r>

--- a/klagomål/A 44741-2025 FSC-klagomål.docx
+++ b/klagomål/A 44741-2025 FSC-klagomål.docx
@@ -1162,7 +1162,7 @@
     <w:r>
       <w:tab/>
       <w:tab/>
-      <w:t>2025-11-30</w:t>
+      <w:t>2025-12-01</w:t>
       <w:br/>
       <w:br/>
     </w:r>

--- a/klagomål/A 44741-2025 FSC-klagomål.docx
+++ b/klagomål/A 44741-2025 FSC-klagomål.docx
@@ -1162,7 +1162,7 @@
     <w:r>
       <w:tab/>
       <w:tab/>
-      <w:t>2025-12-01</w:t>
+      <w:t>2025-12-02</w:t>
       <w:br/>
       <w:br/>
     </w:r>

--- a/klagomål/A 44741-2025 FSC-klagomål.docx
+++ b/klagomål/A 44741-2025 FSC-klagomål.docx
@@ -1162,7 +1162,7 @@
     <w:r>
       <w:tab/>
       <w:tab/>
-      <w:t>2025-12-02</w:t>
+      <w:t>2025-12-03</w:t>
       <w:br/>
       <w:br/>
     </w:r>

--- a/klagomål/A 44741-2025 FSC-klagomål.docx
+++ b/klagomål/A 44741-2025 FSC-klagomål.docx
@@ -1162,7 +1162,7 @@
     <w:r>
       <w:tab/>
       <w:tab/>
-      <w:t>2025-12-03</w:t>
+      <w:t>2025-12-04</w:t>
       <w:br/>
       <w:br/>
     </w:r>

--- a/klagomål/A 44741-2025 FSC-klagomål.docx
+++ b/klagomål/A 44741-2025 FSC-klagomål.docx
@@ -1162,7 +1162,7 @@
     <w:r>
       <w:tab/>
       <w:tab/>
-      <w:t>2025-12-04</w:t>
+      <w:t>2025-12-05</w:t>
       <w:br/>
       <w:br/>
     </w:r>

--- a/klagomål/A 44741-2025 FSC-klagomål.docx
+++ b/klagomål/A 44741-2025 FSC-klagomål.docx
@@ -1162,7 +1162,7 @@
     <w:r>
       <w:tab/>
       <w:tab/>
-      <w:t>2025-12-05</w:t>
+      <w:t>2025-12-06</w:t>
       <w:br/>
       <w:br/>
     </w:r>

--- a/klagomål/A 44741-2025 FSC-klagomål.docx
+++ b/klagomål/A 44741-2025 FSC-klagomål.docx
@@ -1162,7 +1162,7 @@
     <w:r>
       <w:tab/>
       <w:tab/>
-      <w:t>2025-12-19</w:t>
+      <w:t>2025-12-20</w:t>
       <w:br/>
       <w:br/>
     </w:r>

--- a/klagomål/A 44741-2025 FSC-klagomål.docx
+++ b/klagomål/A 44741-2025 FSC-klagomål.docx
@@ -1162,7 +1162,7 @@
     <w:r>
       <w:tab/>
       <w:tab/>
-      <w:t>2025-12-20</w:t>
+      <w:t>2025-12-21</w:t>
       <w:br/>
       <w:br/>
     </w:r>

--- a/klagomål/A 44741-2025 FSC-klagomål.docx
+++ b/klagomål/A 44741-2025 FSC-klagomål.docx
@@ -1162,7 +1162,7 @@
     <w:r>
       <w:tab/>
       <w:tab/>
-      <w:t>2025-12-21</w:t>
+      <w:t>2025-12-22</w:t>
       <w:br/>
       <w:br/>
     </w:r>

--- a/klagomål/A 44741-2025 FSC-klagomål.docx
+++ b/klagomål/A 44741-2025 FSC-klagomål.docx
@@ -1162,7 +1162,7 @@
     <w:r>
       <w:tab/>
       <w:tab/>
-      <w:t>2025-12-22</w:t>
+      <w:t>2025-12-26</w:t>
       <w:br/>
       <w:br/>
     </w:r>

--- a/klagomål/A 44741-2025 FSC-klagomål.docx
+++ b/klagomål/A 44741-2025 FSC-klagomål.docx
@@ -1162,7 +1162,7 @@
     <w:r>
       <w:tab/>
       <w:tab/>
-      <w:t>2025-12-26</w:t>
+      <w:t>2025-12-28</w:t>
       <w:br/>
       <w:br/>
     </w:r>

--- a/klagomål/A 44741-2025 FSC-klagomål.docx
+++ b/klagomål/A 44741-2025 FSC-klagomål.docx
@@ -1162,7 +1162,7 @@
     <w:r>
       <w:tab/>
       <w:tab/>
-      <w:t>2025-12-28</w:t>
+      <w:t>2025-12-29</w:t>
       <w:br/>
       <w:br/>
     </w:r>

--- a/klagomål/A 44741-2025 FSC-klagomål.docx
+++ b/klagomål/A 44741-2025 FSC-klagomål.docx
@@ -1162,7 +1162,7 @@
     <w:r>
       <w:tab/>
       <w:tab/>
-      <w:t>2025-12-29</w:t>
+      <w:t>2025-12-30</w:t>
       <w:br/>
       <w:br/>
     </w:r>

--- a/klagomål/A 44741-2025 FSC-klagomål.docx
+++ b/klagomål/A 44741-2025 FSC-klagomål.docx
@@ -1162,7 +1162,7 @@
     <w:r>
       <w:tab/>
       <w:tab/>
-      <w:t>2025-12-30</w:t>
+      <w:t>2025-12-31</w:t>
       <w:br/>
       <w:br/>
     </w:r>

--- a/klagomål/A 44741-2025 FSC-klagomål.docx
+++ b/klagomål/A 44741-2025 FSC-klagomål.docx
@@ -1162,7 +1162,7 @@
     <w:r>
       <w:tab/>
       <w:tab/>
-      <w:t>2025-12-31</w:t>
+      <w:t>2026-01-03</w:t>
       <w:br/>
       <w:br/>
     </w:r>

--- a/klagomål/A 44741-2025 FSC-klagomål.docx
+++ b/klagomål/A 44741-2025 FSC-klagomål.docx
@@ -1162,7 +1162,7 @@
     <w:r>
       <w:tab/>
       <w:tab/>
-      <w:t>2026-01-07</w:t>
+      <w:t>2026-01-08</w:t>
       <w:br/>
       <w:br/>
     </w:r>

--- a/klagomål/A 44741-2025 FSC-klagomål.docx
+++ b/klagomål/A 44741-2025 FSC-klagomål.docx
@@ -1162,7 +1162,7 @@
     <w:r>
       <w:tab/>
       <w:tab/>
-      <w:t>2026-01-08</w:t>
+      <w:t>2026-01-09</w:t>
       <w:br/>
       <w:br/>
     </w:r>

--- a/klagomål/A 44741-2025 FSC-klagomål.docx
+++ b/klagomål/A 44741-2025 FSC-klagomål.docx
@@ -1162,7 +1162,7 @@
     <w:r>
       <w:tab/>
       <w:tab/>
-      <w:t>2026-01-09</w:t>
+      <w:t>2026-01-10</w:t>
       <w:br/>
       <w:br/>
     </w:r>

--- a/klagomål/A 44741-2025 FSC-klagomål.docx
+++ b/klagomål/A 44741-2025 FSC-klagomål.docx
@@ -1162,7 +1162,7 @@
     <w:r>
       <w:tab/>
       <w:tab/>
-      <w:t>2026-01-10</w:t>
+      <w:t>2026-01-11</w:t>
       <w:br/>
       <w:br/>
     </w:r>

--- a/klagomål/A 44741-2025 FSC-klagomål.docx
+++ b/klagomål/A 44741-2025 FSC-klagomål.docx
@@ -1162,7 +1162,7 @@
     <w:r>
       <w:tab/>
       <w:tab/>
-      <w:t>2026-01-11</w:t>
+      <w:t>2026-01-12</w:t>
       <w:br/>
       <w:br/>
     </w:r>
